--- a/LAB03/MUHAMMAD_HAMMAD_LAB03.docx
+++ b/LAB03/MUHAMMAD_HAMMAD_LAB03.docx
@@ -25,7 +25,31 @@
         <w:t xml:space="preserve">Cricket Statistics - </w:t>
       </w:r>
       <w:r>
-        <w:t xml:space="preserve">There is cricket fever out there everywhere in Pakistan. Consider Babar Azam statistics for the last few world cups. Take the number of matches he has played in world cups. Now take the runs scored by Babar Azam in each match along with the balls he faced. At the end your program should print the following for Babar Azam: </w:t>
+        <w:t xml:space="preserve">There is cricket fever out there everywhere in Pakistan. Consider Babar </w:t>
+      </w:r>
+      <w:proofErr w:type="spellStart"/>
+      <w:r>
+        <w:t>Azam</w:t>
+      </w:r>
+      <w:proofErr w:type="spellEnd"/>
+      <w:r>
+        <w:t xml:space="preserve"> statistics for the last few world cups. Take the number of matches he has played in world cups. Now take the runs scored by Babar </w:t>
+      </w:r>
+      <w:proofErr w:type="spellStart"/>
+      <w:r>
+        <w:t>Azam</w:t>
+      </w:r>
+      <w:proofErr w:type="spellEnd"/>
+      <w:r>
+        <w:t xml:space="preserve"> in each match along with the balls he faced. At the end your program should print the following for Babar </w:t>
+      </w:r>
+      <w:proofErr w:type="spellStart"/>
+      <w:r>
+        <w:t>Azam</w:t>
+      </w:r>
+      <w:proofErr w:type="spellEnd"/>
+      <w:r>
+        <w:t xml:space="preserve">: </w:t>
       </w:r>
     </w:p>
     <w:p>
@@ -104,7 +128,7 @@
           <w:noProof/>
         </w:rPr>
         <w:drawing>
-          <wp:anchor distT="0" distB="0" distL="114300" distR="114300" simplePos="0" relativeHeight="251651072" behindDoc="0" locked="0" layoutInCell="1" allowOverlap="1" wp14:anchorId="3EE2EFA8" wp14:editId="2310E45D">
+          <wp:anchor distT="0" distB="0" distL="114300" distR="114300" simplePos="0" relativeHeight="251650560" behindDoc="0" locked="0" layoutInCell="1" allowOverlap="1" wp14:anchorId="3EE2EFA8" wp14:editId="2310E45D">
             <wp:simplePos x="0" y="0"/>
             <wp:positionH relativeFrom="margin">
               <wp:align>center</wp:align>
@@ -244,7 +268,7 @@
         </w:rPr>
         <w:lastRenderedPageBreak/>
         <w:drawing>
-          <wp:anchor distT="0" distB="0" distL="114300" distR="114300" simplePos="0" relativeHeight="251652096" behindDoc="0" locked="0" layoutInCell="1" allowOverlap="1" wp14:anchorId="5A157F94" wp14:editId="05CC28A9">
+          <wp:anchor distT="0" distB="0" distL="114300" distR="114300" simplePos="0" relativeHeight="251651584" behindDoc="0" locked="0" layoutInCell="1" allowOverlap="1" wp14:anchorId="5A157F94" wp14:editId="05CC28A9">
             <wp:simplePos x="0" y="0"/>
             <wp:positionH relativeFrom="margin">
               <wp:align>center</wp:align>
@@ -438,7 +462,7 @@
             <v:path o:extrusionok="f" gradientshapeok="t" o:connecttype="rect"/>
             <o:lock v:ext="edit" aspectratio="t"/>
           </v:shapetype>
-          <v:shape id="_x0000_s1026" type="#_x0000_t75" style="position:absolute;left:0;text-align:left;margin-left:0;margin-top:40.8pt;width:437.3pt;height:643.3pt;z-index:-251651072;mso-position-horizontal-relative:text;mso-position-vertical-relative:text;mso-width-relative:page;mso-height-relative:page" wrapcoords="-37 0 -37 21550 74 21701 21748 21701 21748 126 21637 0 -37 0">
+          <v:shape id="_x0000_s1026" type="#_x0000_t75" style="position:absolute;left:0;text-align:left;margin-left:0;margin-top:40.8pt;width:437.3pt;height:643.3pt;z-index:-251651584;mso-position-horizontal-relative:text;mso-position-vertical-relative:text;mso-width-relative:page;mso-height-relative:page" wrapcoords="-37 0 -37 21550 74 21701 21748 21701 21748 126 21637 0 -37 0">
             <v:imagedata r:id="rId10" o:title="task2" croptop="19633f" cropbottom="17595f"/>
             <v:shadow on="t" opacity=".5" offset="3pt,4pt" offset2="-6pt,-4pt"/>
             <w10:wrap type="through"/>
@@ -468,7 +492,7 @@
         </w:rPr>
         <w:lastRenderedPageBreak/>
         <w:drawing>
-          <wp:anchor distT="0" distB="0" distL="114300" distR="114300" simplePos="0" relativeHeight="251653120" behindDoc="0" locked="0" layoutInCell="1" allowOverlap="1" wp14:anchorId="04409159" wp14:editId="3C14AE6B">
+          <wp:anchor distT="0" distB="0" distL="114300" distR="114300" simplePos="0" relativeHeight="251652608" behindDoc="0" locked="0" layoutInCell="1" allowOverlap="1" wp14:anchorId="04409159" wp14:editId="3C14AE6B">
             <wp:simplePos x="0" y="0"/>
             <wp:positionH relativeFrom="page">
               <wp:posOffset>488315</wp:posOffset>
@@ -617,7 +641,15 @@
         <w:t xml:space="preserve">XOR </w:t>
       </w:r>
       <w:r>
-        <w:t xml:space="preserve">of all the bytes. You can take XOR of a and b using </w:t>
+        <w:t xml:space="preserve">of all the bytes. You can take XOR of </w:t>
+      </w:r>
+      <w:proofErr w:type="gramStart"/>
+      <w:r>
+        <w:t>a</w:t>
+      </w:r>
+      <w:proofErr w:type="gramEnd"/>
+      <w:r>
+        <w:t xml:space="preserve"> and b using </w:t>
       </w:r>
       <w:r>
         <w:rPr>
@@ -752,7 +784,7 @@
         </w:rPr>
         <w:lastRenderedPageBreak/>
         <w:drawing>
-          <wp:anchor distT="0" distB="0" distL="114300" distR="114300" simplePos="0" relativeHeight="251654144" behindDoc="0" locked="0" layoutInCell="1" allowOverlap="1" wp14:anchorId="0074035C" wp14:editId="7DB194A5">
+          <wp:anchor distT="0" distB="0" distL="114300" distR="114300" simplePos="0" relativeHeight="251653632" behindDoc="0" locked="0" layoutInCell="1" allowOverlap="1" wp14:anchorId="0074035C" wp14:editId="7DB194A5">
             <wp:simplePos x="0" y="0"/>
             <wp:positionH relativeFrom="column">
               <wp:posOffset>153909</wp:posOffset>
@@ -849,7 +881,7 @@
         </w:rPr>
         <w:lastRenderedPageBreak/>
         <w:drawing>
-          <wp:anchor distT="0" distB="0" distL="114300" distR="114300" simplePos="0" relativeHeight="251655168" behindDoc="1" locked="0" layoutInCell="1" allowOverlap="1" wp14:anchorId="20A06EF0" wp14:editId="45CCA8E8">
+          <wp:anchor distT="0" distB="0" distL="114300" distR="114300" simplePos="0" relativeHeight="251654656" behindDoc="1" locked="0" layoutInCell="1" allowOverlap="1" wp14:anchorId="78257AA9" wp14:editId="50DF8D2B">
             <wp:simplePos x="0" y="0"/>
             <wp:positionH relativeFrom="column">
               <wp:posOffset>153670</wp:posOffset>
@@ -931,16 +963,6 @@
     </w:p>
     <w:p>
       <w:pPr>
-        <w:spacing w:after="244" w:line="259" w:lineRule="auto"/>
-        <w:ind w:left="0" w:firstLine="0"/>
-        <w:jc w:val="left"/>
-        <w:rPr>
-          <w:b/>
-        </w:rPr>
-      </w:pPr>
-    </w:p>
-    <w:p>
-      <w:pPr>
         <w:pStyle w:val="Heading1"/>
         <w:spacing w:after="163"/>
         <w:ind w:left="0" w:firstLine="0"/>
@@ -991,7 +1013,23 @@
           <w:color w:val="808080"/>
           <w:sz w:val="22"/>
         </w:rPr>
-        <w:t xml:space="preserve">#include &lt;cstdlib&gt; </w:t>
+        <w:t>#include &lt;</w:t>
+      </w:r>
+      <w:proofErr w:type="spellStart"/>
+      <w:r>
+        <w:rPr>
+          <w:color w:val="808080"/>
+          <w:sz w:val="22"/>
+        </w:rPr>
+        <w:t>cstdlib</w:t>
+      </w:r>
+      <w:proofErr w:type="spellEnd"/>
+      <w:r>
+        <w:rPr>
+          <w:color w:val="808080"/>
+          <w:sz w:val="22"/>
+        </w:rPr>
+        <w:t xml:space="preserve">&gt; </w:t>
       </w:r>
     </w:p>
     <w:p>
@@ -1005,7 +1043,23 @@
           <w:color w:val="808080"/>
           <w:sz w:val="22"/>
         </w:rPr>
-        <w:t xml:space="preserve">#include &lt;iostream&gt; </w:t>
+        <w:t>#include &lt;</w:t>
+      </w:r>
+      <w:proofErr w:type="spellStart"/>
+      <w:r>
+        <w:rPr>
+          <w:color w:val="808080"/>
+          <w:sz w:val="22"/>
+        </w:rPr>
+        <w:t>iostream</w:t>
+      </w:r>
+      <w:proofErr w:type="spellEnd"/>
+      <w:r>
+        <w:rPr>
+          <w:color w:val="808080"/>
+          <w:sz w:val="22"/>
+        </w:rPr>
+        <w:t xml:space="preserve">&gt; </w:t>
       </w:r>
       <w:r>
         <w:rPr>
@@ -1035,11 +1089,19 @@
         </w:rPr>
         <w:t xml:space="preserve"> </w:t>
       </w:r>
+      <w:proofErr w:type="spellStart"/>
       <w:r>
         <w:rPr>
           <w:sz w:val="22"/>
         </w:rPr>
-        <w:t xml:space="preserve">std; </w:t>
+        <w:t>std</w:t>
+      </w:r>
+      <w:proofErr w:type="spellEnd"/>
+      <w:r>
+        <w:rPr>
+          <w:sz w:val="22"/>
+        </w:rPr>
+        <w:t xml:space="preserve">; </w:t>
       </w:r>
     </w:p>
     <w:p>
@@ -1062,6 +1124,7 @@
         <w:ind w:left="-5"/>
         <w:jc w:val="left"/>
       </w:pPr>
+      <w:proofErr w:type="spellStart"/>
       <w:r>
         <w:rPr>
           <w:b/>
@@ -1070,17 +1133,26 @@
         </w:rPr>
         <w:t>int</w:t>
       </w:r>
+      <w:proofErr w:type="spellEnd"/>
       <w:r>
         <w:rPr>
           <w:color w:val="273239"/>
         </w:rPr>
         <w:t xml:space="preserve"> </w:t>
       </w:r>
+      <w:proofErr w:type="gramStart"/>
       <w:r>
         <w:rPr>
           <w:sz w:val="22"/>
         </w:rPr>
-        <w:t xml:space="preserve">main() </w:t>
+        <w:t>main(</w:t>
+      </w:r>
+      <w:proofErr w:type="gramEnd"/>
+      <w:r>
+        <w:rPr>
+          <w:sz w:val="22"/>
+        </w:rPr>
+        <w:t xml:space="preserve">) </w:t>
       </w:r>
     </w:p>
     <w:p>
@@ -1088,6 +1160,7 @@
         <w:spacing w:after="0" w:line="448" w:lineRule="auto"/>
         <w:ind w:left="-5" w:right="2483"/>
       </w:pPr>
+      <w:proofErr w:type="gramStart"/>
       <w:r>
         <w:rPr>
           <w:sz w:val="22"/>
@@ -1099,8 +1172,17 @@
           <w:color w:val="273239"/>
           <w:sz w:val="22"/>
         </w:rPr>
-        <w:t xml:space="preserve">    </w:t>
-      </w:r>
+        <w:t xml:space="preserve"> </w:t>
+      </w:r>
+      <w:proofErr w:type="gramEnd"/>
+      <w:r>
+        <w:rPr>
+          <w:color w:val="273239"/>
+          <w:sz w:val="22"/>
+        </w:rPr>
+        <w:t xml:space="preserve">   </w:t>
+      </w:r>
+      <w:proofErr w:type="spellStart"/>
       <w:r>
         <w:rPr>
           <w:b/>
@@ -1109,6 +1191,7 @@
         </w:rPr>
         <w:t>int</w:t>
       </w:r>
+      <w:proofErr w:type="spellEnd"/>
       <w:r>
         <w:rPr>
           <w:color w:val="273239"/>
@@ -1119,7 +1202,21 @@
         <w:rPr>
           <w:sz w:val="22"/>
         </w:rPr>
-        <w:t xml:space="preserve">Limit = 100;     int N = </w:t>
+        <w:t xml:space="preserve">Limit = 100;     </w:t>
+      </w:r>
+      <w:proofErr w:type="spellStart"/>
+      <w:r>
+        <w:rPr>
+          <w:sz w:val="22"/>
+        </w:rPr>
+        <w:t>int</w:t>
+      </w:r>
+      <w:proofErr w:type="spellEnd"/>
+      <w:r>
+        <w:rPr>
+          <w:sz w:val="22"/>
+        </w:rPr>
+        <w:t xml:space="preserve"> N = </w:t>
       </w:r>
       <w:r>
         <w:rPr>
@@ -1201,7 +1298,7 @@
         </w:rPr>
         <w:lastRenderedPageBreak/>
         <w:drawing>
-          <wp:anchor distT="0" distB="0" distL="114300" distR="114300" simplePos="0" relativeHeight="251657216" behindDoc="0" locked="0" layoutInCell="1" allowOverlap="1" wp14:anchorId="25BA3C02" wp14:editId="749CD065">
+          <wp:anchor distT="0" distB="0" distL="114300" distR="114300" simplePos="0" relativeHeight="251656704" behindDoc="0" locked="0" layoutInCell="1" allowOverlap="1" wp14:anchorId="0C92486C" wp14:editId="62F10B02">
             <wp:simplePos x="0" y="0"/>
             <wp:positionH relativeFrom="margin">
               <wp:align>center</wp:align>
@@ -1293,18 +1390,26 @@
         <w:ind w:left="0" w:firstLine="0"/>
         <w:jc w:val="left"/>
       </w:pPr>
+    </w:p>
+    <w:p>
+      <w:pPr>
+        <w:pStyle w:val="Heading1"/>
+        <w:ind w:left="0" w:firstLine="0"/>
+      </w:pPr>
+      <w:bookmarkStart w:id="4" w:name="_Toc10112"/>
       <w:r>
         <w:rPr>
           <w:noProof/>
         </w:rPr>
+        <w:lastRenderedPageBreak/>
         <w:drawing>
-          <wp:anchor distT="0" distB="0" distL="114300" distR="114300" simplePos="0" relativeHeight="251656192" behindDoc="0" locked="0" layoutInCell="1" allowOverlap="1" wp14:anchorId="0378F5FE" wp14:editId="5281D289">
+          <wp:anchor distT="0" distB="0" distL="114300" distR="114300" simplePos="0" relativeHeight="251655680" behindDoc="0" locked="0" layoutInCell="1" allowOverlap="1" wp14:anchorId="7E73E1F6" wp14:editId="3EB0A4C3">
             <wp:simplePos x="0" y="0"/>
-            <wp:positionH relativeFrom="margin">
-              <wp:align>center</wp:align>
+            <wp:positionH relativeFrom="page">
+              <wp:posOffset>956310</wp:posOffset>
             </wp:positionH>
             <wp:positionV relativeFrom="paragraph">
-              <wp:posOffset>404608</wp:posOffset>
+              <wp:posOffset>152400</wp:posOffset>
             </wp:positionV>
             <wp:extent cx="5734685" cy="2252345"/>
             <wp:effectExtent l="152400" t="152400" r="361315" b="357505"/>
@@ -1372,15 +1477,7 @@
           </wp:anchor>
         </w:drawing>
       </w:r>
-    </w:p>
-    <w:p>
-      <w:pPr>
-        <w:pStyle w:val="Heading1"/>
-        <w:ind w:left="0" w:firstLine="0"/>
-      </w:pPr>
-      <w:bookmarkStart w:id="4" w:name="_Toc10112"/>
-      <w:r>
-        <w:lastRenderedPageBreak/>
+      <w:r>
         <w:t xml:space="preserve">TASK # 05: </w:t>
       </w:r>
       <w:bookmarkEnd w:id="4"/>
@@ -1397,7 +1494,25 @@
         <w:t xml:space="preserve"> </w:t>
       </w:r>
       <w:r>
-        <w:t xml:space="preserve">Imagine you are playing a grid (4x4) game where the player can move in four directions Up, Down, Right and Left. Take the initial position of the player from the user e.g. (1,2). Now take the direction in which the player will move and keep doing it until it collides with the boundary. Figure out whether it collides with the boundary or not? If it collides, it should simply exit by printing the coordinate of the boundary in the form “The player has reached the boundary at (x,y)” where x,y will be the coordinates of the boundary. </w:t>
+        <w:t>Imagine you are playing a grid (4x4) game where the player can move in four directions Up, Down, Right and Left. Take the initial position of the player from the user e.g. (1,2). Now take the direction in which the player will move and keep doing it until it collides with the boundary. Figure out whether it collides with the boundary or not? If it collides, it should simply exit by printing the coordinate of the boundary in the form “The player has reached the boundary at (</w:t>
+      </w:r>
+      <w:proofErr w:type="spellStart"/>
+      <w:proofErr w:type="gramStart"/>
+      <w:r>
+        <w:t>x,y</w:t>
+      </w:r>
+      <w:proofErr w:type="spellEnd"/>
+      <w:proofErr w:type="gramEnd"/>
+      <w:r>
+        <w:t xml:space="preserve">)” where </w:t>
+      </w:r>
+      <w:proofErr w:type="spellStart"/>
+      <w:r>
+        <w:t>x,y</w:t>
+      </w:r>
+      <w:proofErr w:type="spellEnd"/>
+      <w:r>
+        <w:t xml:space="preserve"> will be the coordinates of the boundary. </w:t>
       </w:r>
     </w:p>
     <w:tbl>
@@ -1848,7 +1963,11 @@
         <w:t>:</w:t>
       </w:r>
       <w:r>
-        <w:t xml:space="preserve">  15 minutes</w:t>
+        <w:t xml:space="preserve">  15 </w:t>
+      </w:r>
+      <w:proofErr w:type="gramStart"/>
+      <w:r>
+        <w:t>minutes</w:t>
       </w:r>
       <w:r>
         <w:rPr>
@@ -1862,6 +1981,7 @@
         </w:rPr>
         <w:tab/>
       </w:r>
+      <w:proofErr w:type="gramEnd"/>
       <w:r>
         <w:rPr>
           <w:b/>
@@ -1954,7 +2074,7 @@
         </w:rPr>
         <w:lastRenderedPageBreak/>
         <w:drawing>
-          <wp:anchor distT="0" distB="0" distL="114300" distR="114300" simplePos="0" relativeHeight="251658240" behindDoc="0" locked="0" layoutInCell="1" allowOverlap="1" wp14:anchorId="4FC82325" wp14:editId="4BF91071">
+          <wp:anchor distT="0" distB="0" distL="114300" distR="114300" simplePos="0" relativeHeight="251657728" behindDoc="0" locked="0" layoutInCell="1" allowOverlap="1" wp14:anchorId="4FC82325" wp14:editId="4BF91071">
             <wp:simplePos x="0" y="0"/>
             <wp:positionH relativeFrom="margin">
               <wp:align>center</wp:align>
@@ -2062,7 +2182,7 @@
           <w:sz w:val="28"/>
         </w:rPr>
         <w:drawing>
-          <wp:anchor distT="0" distB="0" distL="114300" distR="114300" simplePos="0" relativeHeight="251659264" behindDoc="0" locked="0" layoutInCell="1" allowOverlap="1" wp14:anchorId="090A1EE5" wp14:editId="644FFD19">
+          <wp:anchor distT="0" distB="0" distL="114300" distR="114300" simplePos="0" relativeHeight="251658752" behindDoc="0" locked="0" layoutInCell="1" allowOverlap="1" wp14:anchorId="090A1EE5" wp14:editId="644FFD19">
             <wp:simplePos x="0" y="0"/>
             <wp:positionH relativeFrom="column">
               <wp:posOffset>-9525</wp:posOffset>
@@ -2202,7 +2322,14 @@
       </w:r>
       <w:r>
         <w:tab/>
-        <w:t xml:space="preserve">M : S  </w:t>
+      </w:r>
+      <w:proofErr w:type="gramStart"/>
+      <w:r>
+        <w:t>M :</w:t>
+      </w:r>
+      <w:proofErr w:type="gramEnd"/>
+      <w:r>
+        <w:t xml:space="preserve"> S  </w:t>
       </w:r>
       <w:r>
         <w:tab/>
@@ -2227,7 +2354,14 @@
       </w:r>
       <w:r>
         <w:tab/>
-        <w:t xml:space="preserve">00 : 00  </w:t>
+      </w:r>
+      <w:proofErr w:type="gramStart"/>
+      <w:r>
+        <w:t>00 :</w:t>
+      </w:r>
+      <w:proofErr w:type="gramEnd"/>
+      <w:r>
+        <w:t xml:space="preserve"> 00  </w:t>
       </w:r>
     </w:p>
     <w:p>
@@ -2244,7 +2378,14 @@
       </w:r>
       <w:r>
         <w:tab/>
-        <w:t xml:space="preserve">00 : 01 </w:t>
+      </w:r>
+      <w:proofErr w:type="gramStart"/>
+      <w:r>
+        <w:t>00 :</w:t>
+      </w:r>
+      <w:proofErr w:type="gramEnd"/>
+      <w:r>
+        <w:t xml:space="preserve"> 01 </w:t>
       </w:r>
     </w:p>
     <w:p>
@@ -2261,7 +2402,14 @@
       </w:r>
       <w:r>
         <w:tab/>
-        <w:t xml:space="preserve">00 : 02 </w:t>
+      </w:r>
+      <w:proofErr w:type="gramStart"/>
+      <w:r>
+        <w:t>00 :</w:t>
+      </w:r>
+      <w:proofErr w:type="gramEnd"/>
+      <w:r>
+        <w:t xml:space="preserve"> 02 </w:t>
       </w:r>
     </w:p>
     <w:p>
@@ -2278,7 +2426,14 @@
       </w:r>
       <w:r>
         <w:tab/>
-        <w:t xml:space="preserve">00 : 03 </w:t>
+      </w:r>
+      <w:proofErr w:type="gramStart"/>
+      <w:r>
+        <w:t>00 :</w:t>
+      </w:r>
+      <w:proofErr w:type="gramEnd"/>
+      <w:r>
+        <w:t xml:space="preserve"> 03 </w:t>
       </w:r>
     </w:p>
     <w:p>
@@ -2382,7 +2537,14 @@
       </w:r>
       <w:r>
         <w:tab/>
-        <w:t xml:space="preserve">01 : 01 </w:t>
+      </w:r>
+      <w:proofErr w:type="gramStart"/>
+      <w:r>
+        <w:t>01 :</w:t>
+      </w:r>
+      <w:proofErr w:type="gramEnd"/>
+      <w:r>
+        <w:t xml:space="preserve"> 01 </w:t>
       </w:r>
     </w:p>
     <w:p>
@@ -2390,8 +2552,13 @@
         <w:spacing w:after="151"/>
         <w:ind w:left="730"/>
       </w:pPr>
-      <w:r>
-        <w:t xml:space="preserve">01 : 59 </w:t>
+      <w:proofErr w:type="gramStart"/>
+      <w:r>
+        <w:t>01 :</w:t>
+      </w:r>
+      <w:proofErr w:type="gramEnd"/>
+      <w:r>
+        <w:t xml:space="preserve"> 59 </w:t>
       </w:r>
     </w:p>
     <w:p>
@@ -2406,7 +2573,7 @@
         </w:rPr>
         <w:lastRenderedPageBreak/>
         <w:drawing>
-          <wp:anchor distT="0" distB="0" distL="114300" distR="114300" simplePos="0" relativeHeight="251660288" behindDoc="0" locked="0" layoutInCell="1" allowOverlap="1" wp14:anchorId="6BAD93FA" wp14:editId="7D12CD3C">
+          <wp:anchor distT="0" distB="0" distL="114300" distR="114300" simplePos="0" relativeHeight="251659776" behindDoc="0" locked="0" layoutInCell="1" allowOverlap="1" wp14:anchorId="6BAD93FA" wp14:editId="7D12CD3C">
             <wp:simplePos x="0" y="0"/>
             <wp:positionH relativeFrom="margin">
               <wp:align>center</wp:align>
@@ -2494,6 +2661,10 @@
         <w:spacing w:after="244" w:line="259" w:lineRule="auto"/>
         <w:ind w:left="0" w:firstLine="0"/>
         <w:jc w:val="left"/>
+        <w:rPr>
+          <w:b/>
+          <w:sz w:val="28"/>
+        </w:rPr>
       </w:pPr>
       <w:r>
         <w:rPr>
@@ -2501,33 +2672,18 @@
         </w:rPr>
         <w:lastRenderedPageBreak/>
         <w:drawing>
-          <wp:anchor distT="0" distB="0" distL="114300" distR="114300" simplePos="0" relativeHeight="251661312" behindDoc="0" locked="0" layoutInCell="1" allowOverlap="1" wp14:anchorId="55587AE5" wp14:editId="3E6F8606">
+          <wp:anchor distT="0" distB="0" distL="114300" distR="114300" simplePos="0" relativeHeight="251661824" behindDoc="0" locked="0" layoutInCell="1" allowOverlap="1" wp14:anchorId="2FC533AE" wp14:editId="3B5C6EA8">
             <wp:simplePos x="0" y="0"/>
-            <wp:positionH relativeFrom="column">
-              <wp:posOffset>0</wp:posOffset>
+            <wp:positionH relativeFrom="margin">
+              <wp:align>center</wp:align>
             </wp:positionH>
             <wp:positionV relativeFrom="paragraph">
-              <wp:posOffset>0</wp:posOffset>
+              <wp:posOffset>3822065</wp:posOffset>
             </wp:positionV>
-            <wp:extent cx="5734685" cy="2084705"/>
-            <wp:effectExtent l="152400" t="152400" r="361315" b="353695"/>
-            <wp:wrapThrough wrapText="bothSides">
-              <wp:wrapPolygon edited="0">
-                <wp:start x="287" y="-1579"/>
-                <wp:lineTo x="-574" y="-1184"/>
-                <wp:lineTo x="-574" y="22304"/>
-                <wp:lineTo x="-72" y="24080"/>
-                <wp:lineTo x="502" y="25067"/>
-                <wp:lineTo x="21813" y="25067"/>
-                <wp:lineTo x="22459" y="24080"/>
-                <wp:lineTo x="22889" y="21120"/>
-                <wp:lineTo x="22889" y="1974"/>
-                <wp:lineTo x="22028" y="-987"/>
-                <wp:lineTo x="21956" y="-1579"/>
-                <wp:lineTo x="287" y="-1579"/>
-              </wp:wrapPolygon>
-            </wp:wrapThrough>
-            <wp:docPr id="17" name="Picture 17"/>
+            <wp:extent cx="5734685" cy="3094990"/>
+            <wp:effectExtent l="152400" t="152400" r="361315" b="353060"/>
+            <wp:wrapNone/>
+            <wp:docPr id="18" name="Picture 18"/>
             <wp:cNvGraphicFramePr>
               <a:graphicFrameLocks xmlns:a="http://schemas.openxmlformats.org/drawingml/2006/main" noChangeAspect="1"/>
             </wp:cNvGraphicFramePr>
@@ -2535,7 +2691,7 @@
               <a:graphicData uri="http://schemas.openxmlformats.org/drawingml/2006/picture">
                 <pic:pic xmlns:pic="http://schemas.openxmlformats.org/drawingml/2006/picture">
                   <pic:nvPicPr>
-                    <pic:cNvPr id="17" name="out6a.PNG"/>
+                    <pic:cNvPr id="18" name="out6b.PNG"/>
                     <pic:cNvPicPr/>
                   </pic:nvPicPr>
                   <pic:blipFill>
@@ -2553,85 +2709,7 @@
                   <pic:spPr>
                     <a:xfrm>
                       <a:off x="0" y="0"/>
-                      <a:ext cx="5734685" cy="2084705"/>
-                    </a:xfrm>
-                    <a:prstGeom prst="rect">
-                      <a:avLst/>
-                    </a:prstGeom>
-                    <a:ln>
-                      <a:noFill/>
-                    </a:ln>
-                    <a:effectLst>
-                      <a:outerShdw blurRad="292100" dist="139700" dir="2700000" algn="tl" rotWithShape="0">
-                        <a:srgbClr val="333333">
-                          <a:alpha val="65000"/>
-                        </a:srgbClr>
-                      </a:outerShdw>
-                    </a:effectLst>
-                  </pic:spPr>
-                </pic:pic>
-              </a:graphicData>
-            </a:graphic>
-          </wp:anchor>
-        </w:drawing>
-      </w:r>
-      <w:r>
-        <w:rPr>
-          <w:noProof/>
-        </w:rPr>
-        <w:drawing>
-          <wp:anchor distT="0" distB="0" distL="114300" distR="114300" simplePos="0" relativeHeight="251662336" behindDoc="0" locked="0" layoutInCell="1" allowOverlap="1" wp14:anchorId="57755E0F" wp14:editId="4CA64309">
-            <wp:simplePos x="0" y="0"/>
-            <wp:positionH relativeFrom="column">
-              <wp:posOffset>0</wp:posOffset>
-            </wp:positionH>
-            <wp:positionV relativeFrom="paragraph">
-              <wp:posOffset>2820035</wp:posOffset>
-            </wp:positionV>
-            <wp:extent cx="5734685" cy="2277110"/>
-            <wp:effectExtent l="152400" t="152400" r="361315" b="370840"/>
-            <wp:wrapThrough wrapText="bothSides">
-              <wp:wrapPolygon edited="0">
-                <wp:start x="287" y="-1446"/>
-                <wp:lineTo x="-574" y="-1084"/>
-                <wp:lineTo x="-574" y="22407"/>
-                <wp:lineTo x="502" y="24937"/>
-                <wp:lineTo x="21813" y="24937"/>
-                <wp:lineTo x="21885" y="24576"/>
-                <wp:lineTo x="22817" y="22226"/>
-                <wp:lineTo x="22889" y="1807"/>
-                <wp:lineTo x="22028" y="-904"/>
-                <wp:lineTo x="21956" y="-1446"/>
-                <wp:lineTo x="287" y="-1446"/>
-              </wp:wrapPolygon>
-            </wp:wrapThrough>
-            <wp:docPr id="18" name="Picture 18"/>
-            <wp:cNvGraphicFramePr>
-              <a:graphicFrameLocks xmlns:a="http://schemas.openxmlformats.org/drawingml/2006/main" noChangeAspect="1"/>
-            </wp:cNvGraphicFramePr>
-            <a:graphic xmlns:a="http://schemas.openxmlformats.org/drawingml/2006/main">
-              <a:graphicData uri="http://schemas.openxmlformats.org/drawingml/2006/picture">
-                <pic:pic xmlns:pic="http://schemas.openxmlformats.org/drawingml/2006/picture">
-                  <pic:nvPicPr>
-                    <pic:cNvPr id="18" name="out6b.PNG"/>
-                    <pic:cNvPicPr/>
-                  </pic:nvPicPr>
-                  <pic:blipFill>
-                    <a:blip r:embed="rId20" cstate="print">
-                      <a:extLst>
-                        <a:ext uri="{28A0092B-C50C-407E-A947-70E740481C1C}">
-                          <a14:useLocalDpi xmlns:a14="http://schemas.microsoft.com/office/drawing/2010/main" val="0"/>
-                        </a:ext>
-                      </a:extLst>
-                    </a:blip>
-                    <a:stretch>
-                      <a:fillRect/>
-                    </a:stretch>
-                  </pic:blipFill>
-                  <pic:spPr>
-                    <a:xfrm>
-                      <a:off x="0" y="0"/>
-                      <a:ext cx="5734685" cy="2277110"/>
+                      <a:ext cx="5734685" cy="3094990"/>
                     </a:xfrm>
                     <a:prstGeom prst="rect">
                       <a:avLst/>
@@ -2661,9 +2739,244 @@
       </w:r>
       <w:r>
         <w:rPr>
+          <w:noProof/>
+        </w:rPr>
+        <w:drawing>
+          <wp:anchor distT="0" distB="0" distL="114300" distR="114300" simplePos="0" relativeHeight="251660800" behindDoc="0" locked="0" layoutInCell="1" allowOverlap="1" wp14:anchorId="0F92690B" wp14:editId="7ED49087">
+            <wp:simplePos x="0" y="0"/>
+            <wp:positionH relativeFrom="margin">
+              <wp:posOffset>-101600</wp:posOffset>
+            </wp:positionH>
+            <wp:positionV relativeFrom="paragraph">
+              <wp:posOffset>154305</wp:posOffset>
+            </wp:positionV>
+            <wp:extent cx="5734050" cy="2800350"/>
+            <wp:effectExtent l="152400" t="152400" r="361950" b="361950"/>
+            <wp:wrapThrough wrapText="bothSides">
+              <wp:wrapPolygon edited="0">
+                <wp:start x="287" y="-1176"/>
+                <wp:lineTo x="-574" y="-882"/>
+                <wp:lineTo x="-574" y="22188"/>
+                <wp:lineTo x="-431" y="22776"/>
+                <wp:lineTo x="431" y="23951"/>
+                <wp:lineTo x="502" y="24245"/>
+                <wp:lineTo x="21815" y="24245"/>
+                <wp:lineTo x="21887" y="23951"/>
+                <wp:lineTo x="22748" y="22776"/>
+                <wp:lineTo x="22892" y="20278"/>
+                <wp:lineTo x="22892" y="1469"/>
+                <wp:lineTo x="22031" y="-735"/>
+                <wp:lineTo x="21959" y="-1176"/>
+                <wp:lineTo x="287" y="-1176"/>
+              </wp:wrapPolygon>
+            </wp:wrapThrough>
+            <wp:docPr id="17" name="Picture 17"/>
+            <wp:cNvGraphicFramePr>
+              <a:graphicFrameLocks xmlns:a="http://schemas.openxmlformats.org/drawingml/2006/main" noChangeAspect="1"/>
+            </wp:cNvGraphicFramePr>
+            <a:graphic xmlns:a="http://schemas.openxmlformats.org/drawingml/2006/main">
+              <a:graphicData uri="http://schemas.openxmlformats.org/drawingml/2006/picture">
+                <pic:pic xmlns:pic="http://schemas.openxmlformats.org/drawingml/2006/picture">
+                  <pic:nvPicPr>
+                    <pic:cNvPr id="17" name="out6a.PNG"/>
+                    <pic:cNvPicPr/>
+                  </pic:nvPicPr>
+                  <pic:blipFill>
+                    <a:blip r:embed="rId20" cstate="print">
+                      <a:extLst>
+                        <a:ext uri="{28A0092B-C50C-407E-A947-70E740481C1C}">
+                          <a14:useLocalDpi xmlns:a14="http://schemas.microsoft.com/office/drawing/2010/main" val="0"/>
+                        </a:ext>
+                      </a:extLst>
+                    </a:blip>
+                    <a:stretch>
+                      <a:fillRect/>
+                    </a:stretch>
+                  </pic:blipFill>
+                  <pic:spPr>
+                    <a:xfrm>
+                      <a:off x="0" y="0"/>
+                      <a:ext cx="5734050" cy="2800350"/>
+                    </a:xfrm>
+                    <a:prstGeom prst="rect">
+                      <a:avLst/>
+                    </a:prstGeom>
+                    <a:ln>
+                      <a:noFill/>
+                    </a:ln>
+                    <a:effectLst>
+                      <a:outerShdw blurRad="292100" dist="139700" dir="2700000" algn="tl" rotWithShape="0">
+                        <a:srgbClr val="333333">
+                          <a:alpha val="65000"/>
+                        </a:srgbClr>
+                      </a:outerShdw>
+                    </a:effectLst>
+                  </pic:spPr>
+                </pic:pic>
+              </a:graphicData>
+            </a:graphic>
+            <wp14:sizeRelV relativeFrom="margin">
+              <wp14:pctHeight>0</wp14:pctHeight>
+            </wp14:sizeRelV>
+          </wp:anchor>
+        </w:drawing>
+      </w:r>
+    </w:p>
+    <w:p>
+      <w:pPr>
+        <w:spacing w:after="244" w:line="259" w:lineRule="auto"/>
+        <w:ind w:left="0" w:firstLine="0"/>
+        <w:jc w:val="left"/>
+        <w:rPr>
           <w:b/>
           <w:sz w:val="28"/>
         </w:rPr>
+      </w:pPr>
+    </w:p>
+    <w:p>
+      <w:pPr>
+        <w:spacing w:after="244" w:line="259" w:lineRule="auto"/>
+        <w:ind w:left="0" w:firstLine="0"/>
+        <w:jc w:val="left"/>
+        <w:rPr>
+          <w:b/>
+          <w:sz w:val="28"/>
+        </w:rPr>
+      </w:pPr>
+    </w:p>
+    <w:p>
+      <w:pPr>
+        <w:spacing w:after="244" w:line="259" w:lineRule="auto"/>
+        <w:ind w:left="0" w:firstLine="0"/>
+        <w:jc w:val="left"/>
+        <w:rPr>
+          <w:b/>
+          <w:sz w:val="28"/>
+        </w:rPr>
+      </w:pPr>
+    </w:p>
+    <w:p>
+      <w:pPr>
+        <w:spacing w:after="244" w:line="259" w:lineRule="auto"/>
+        <w:ind w:left="0" w:firstLine="0"/>
+        <w:jc w:val="left"/>
+        <w:rPr>
+          <w:b/>
+          <w:sz w:val="28"/>
+        </w:rPr>
+      </w:pPr>
+    </w:p>
+    <w:p>
+      <w:pPr>
+        <w:spacing w:after="244" w:line="259" w:lineRule="auto"/>
+        <w:ind w:left="0" w:firstLine="0"/>
+        <w:jc w:val="left"/>
+        <w:rPr>
+          <w:b/>
+          <w:sz w:val="28"/>
+        </w:rPr>
+      </w:pPr>
+    </w:p>
+    <w:p>
+      <w:pPr>
+        <w:spacing w:after="244" w:line="259" w:lineRule="auto"/>
+        <w:ind w:left="0" w:firstLine="0"/>
+        <w:jc w:val="left"/>
+        <w:rPr>
+          <w:b/>
+          <w:sz w:val="28"/>
+        </w:rPr>
+      </w:pPr>
+    </w:p>
+    <w:p>
+      <w:pPr>
+        <w:spacing w:after="244" w:line="259" w:lineRule="auto"/>
+        <w:ind w:left="0" w:firstLine="0"/>
+        <w:jc w:val="left"/>
+        <w:rPr>
+          <w:b/>
+          <w:sz w:val="28"/>
+        </w:rPr>
+      </w:pPr>
+    </w:p>
+    <w:p>
+      <w:pPr>
+        <w:spacing w:after="244" w:line="259" w:lineRule="auto"/>
+        <w:ind w:left="0" w:firstLine="0"/>
+        <w:jc w:val="left"/>
+        <w:rPr>
+          <w:b/>
+          <w:sz w:val="28"/>
+        </w:rPr>
+      </w:pPr>
+    </w:p>
+    <w:p>
+      <w:pPr>
+        <w:spacing w:after="244" w:line="259" w:lineRule="auto"/>
+        <w:ind w:left="0" w:firstLine="0"/>
+        <w:jc w:val="left"/>
+        <w:rPr>
+          <w:b/>
+          <w:sz w:val="28"/>
+        </w:rPr>
+      </w:pPr>
+    </w:p>
+    <w:p>
+      <w:pPr>
+        <w:spacing w:after="244" w:line="259" w:lineRule="auto"/>
+        <w:ind w:left="0" w:firstLine="0"/>
+        <w:jc w:val="left"/>
+        <w:rPr>
+          <w:b/>
+          <w:sz w:val="28"/>
+        </w:rPr>
+      </w:pPr>
+    </w:p>
+    <w:p>
+      <w:pPr>
+        <w:spacing w:after="244" w:line="259" w:lineRule="auto"/>
+        <w:ind w:left="0" w:firstLine="0"/>
+        <w:jc w:val="left"/>
+        <w:rPr>
+          <w:b/>
+          <w:sz w:val="28"/>
+        </w:rPr>
+      </w:pPr>
+    </w:p>
+    <w:p>
+      <w:pPr>
+        <w:spacing w:after="244" w:line="259" w:lineRule="auto"/>
+        <w:ind w:left="0" w:firstLine="0"/>
+        <w:jc w:val="left"/>
+        <w:rPr>
+          <w:b/>
+          <w:sz w:val="28"/>
+        </w:rPr>
+      </w:pPr>
+    </w:p>
+    <w:p>
+      <w:pPr>
+        <w:spacing w:after="244" w:line="259" w:lineRule="auto"/>
+        <w:ind w:left="0" w:firstLine="0"/>
+        <w:jc w:val="left"/>
+        <w:rPr>
+          <w:b/>
+          <w:sz w:val="28"/>
+        </w:rPr>
+      </w:pPr>
+    </w:p>
+    <w:p>
+      <w:pPr>
+        <w:spacing w:after="244" w:line="259" w:lineRule="auto"/>
+        <w:ind w:left="0" w:firstLine="0"/>
+        <w:jc w:val="left"/>
+      </w:pPr>
+      <w:r>
+        <w:rPr>
+          <w:b/>
+          <w:sz w:val="28"/>
+        </w:rPr>
+        <w:lastRenderedPageBreak/>
         <w:t xml:space="preserve">TASK # 07: </w:t>
       </w:r>
     </w:p>
@@ -2703,7 +3016,17 @@
         <w:ind w:hanging="422"/>
       </w:pPr>
       <w:r>
-        <w:t xml:space="preserve">It will generate the location of the hidden treasure (xt,yt) using a random number. You have used random numbers in the previous lab. Choose appropriate values to generate random location within the grid. </w:t>
+        <w:t>It will generate the location of the hidden treasure (</w:t>
+      </w:r>
+      <w:proofErr w:type="spellStart"/>
+      <w:proofErr w:type="gramStart"/>
+      <w:r>
+        <w:t>xt,yt</w:t>
+      </w:r>
+      <w:proofErr w:type="spellEnd"/>
+      <w:proofErr w:type="gramEnd"/>
+      <w:r>
+        <w:t xml:space="preserve">) using a random number. You have used random numbers in the previous lab. Choose appropriate values to generate random location within the grid. </w:t>
       </w:r>
     </w:p>
     <w:p>
@@ -2715,7 +3038,15 @@
         <w:ind w:hanging="422"/>
       </w:pPr>
       <w:r>
-        <w:t xml:space="preserve">Now search the grid using loops to figure out what is the location of the hidden treasure. Once you found it, print “Hurrah!, I have found the hidden treasure”. </w:t>
+        <w:t>Now search the grid using loops to figure out what is the location of the hidden treasure. Once you found it, print “</w:t>
+      </w:r>
+      <w:proofErr w:type="gramStart"/>
+      <w:r>
+        <w:t>Hurrah!,</w:t>
+      </w:r>
+      <w:proofErr w:type="gramEnd"/>
+      <w:r>
+        <w:t xml:space="preserve"> I have found the hidden treasure”. </w:t>
       </w:r>
     </w:p>
     <w:p>
@@ -2725,27 +3056,10 @@
         <w:jc w:val="left"/>
       </w:pPr>
     </w:p>
-    <w:p>
-      <w:pPr>
-        <w:spacing w:after="0" w:line="259" w:lineRule="auto"/>
-        <w:ind w:left="720" w:firstLine="0"/>
-        <w:jc w:val="left"/>
-      </w:pPr>
-    </w:p>
-    <w:p>
-      <w:pPr>
-        <w:spacing w:after="0" w:line="259" w:lineRule="auto"/>
-        <w:ind w:left="720" w:firstLine="0"/>
-        <w:jc w:val="left"/>
-      </w:pPr>
-      <w:r>
-        <w:t xml:space="preserve"> </w:t>
-      </w:r>
-    </w:p>
     <w:tbl>
       <w:tblPr>
         <w:tblStyle w:val="TableGrid"/>
-        <w:tblpPr w:leftFromText="180" w:rightFromText="180" w:vertAnchor="page" w:horzAnchor="margin" w:tblpXSpec="center" w:tblpY="1055"/>
+        <w:tblpPr w:leftFromText="180" w:rightFromText="180" w:vertAnchor="page" w:horzAnchor="margin" w:tblpXSpec="center" w:tblpY="5691"/>
         <w:tblW w:w="6762" w:type="dxa"/>
         <w:tblInd w:w="0" w:type="dxa"/>
         <w:tblCellMar>
@@ -2782,7 +3096,6 @@
               <w:jc w:val="center"/>
             </w:pPr>
             <w:r>
-              <w:lastRenderedPageBreak/>
               <w:t xml:space="preserve">(1,1) </w:t>
             </w:r>
           </w:p>
@@ -3121,7 +3434,14 @@
     </w:tbl>
     <w:p>
       <w:pPr>
-        <w:spacing w:after="323" w:line="259" w:lineRule="auto"/>
+        <w:spacing w:after="0" w:line="259" w:lineRule="auto"/>
+        <w:ind w:left="720" w:firstLine="0"/>
+        <w:jc w:val="left"/>
+      </w:pPr>
+    </w:p>
+    <w:p>
+      <w:pPr>
+        <w:spacing w:after="0" w:line="259" w:lineRule="auto"/>
         <w:ind w:left="0" w:firstLine="0"/>
         <w:jc w:val="left"/>
       </w:pPr>
@@ -3129,35 +3449,34 @@
         <w:rPr>
           <w:noProof/>
         </w:rPr>
-        <w:lastRenderedPageBreak/>
         <w:drawing>
-          <wp:anchor distT="0" distB="0" distL="114300" distR="114300" simplePos="0" relativeHeight="251663360" behindDoc="0" locked="0" layoutInCell="1" allowOverlap="1" wp14:anchorId="21668517" wp14:editId="750C8E81">
+          <wp:anchor distT="0" distB="0" distL="114300" distR="114300" simplePos="0" relativeHeight="251663872" behindDoc="0" locked="0" layoutInCell="1" allowOverlap="1" wp14:anchorId="5ECDB27F" wp14:editId="1445A84D">
             <wp:simplePos x="0" y="0"/>
             <wp:positionH relativeFrom="margin">
               <wp:align>center</wp:align>
             </wp:positionH>
             <wp:positionV relativeFrom="paragraph">
-              <wp:posOffset>152400</wp:posOffset>
+              <wp:posOffset>2140585</wp:posOffset>
             </wp:positionV>
-            <wp:extent cx="4332605" cy="8953500"/>
-            <wp:effectExtent l="152400" t="152400" r="353695" b="361950"/>
+            <wp:extent cx="5734685" cy="2692400"/>
+            <wp:effectExtent l="152400" t="152400" r="361315" b="355600"/>
             <wp:wrapThrough wrapText="bothSides">
               <wp:wrapPolygon edited="0">
-                <wp:start x="380" y="-368"/>
-                <wp:lineTo x="-760" y="-276"/>
-                <wp:lineTo x="-665" y="21830"/>
-                <wp:lineTo x="570" y="22335"/>
-                <wp:lineTo x="665" y="22427"/>
-                <wp:lineTo x="21844" y="22427"/>
-                <wp:lineTo x="21939" y="22335"/>
-                <wp:lineTo x="23173" y="21830"/>
-                <wp:lineTo x="23268" y="460"/>
-                <wp:lineTo x="22129" y="-230"/>
-                <wp:lineTo x="22034" y="-368"/>
-                <wp:lineTo x="380" y="-368"/>
+                <wp:start x="287" y="-1223"/>
+                <wp:lineTo x="-574" y="-917"/>
+                <wp:lineTo x="-574" y="22160"/>
+                <wp:lineTo x="-72" y="23536"/>
+                <wp:lineTo x="502" y="24300"/>
+                <wp:lineTo x="21813" y="24300"/>
+                <wp:lineTo x="22459" y="23536"/>
+                <wp:lineTo x="22889" y="21243"/>
+                <wp:lineTo x="22889" y="1528"/>
+                <wp:lineTo x="22028" y="-764"/>
+                <wp:lineTo x="21956" y="-1223"/>
+                <wp:lineTo x="287" y="-1223"/>
               </wp:wrapPolygon>
             </wp:wrapThrough>
-            <wp:docPr id="19" name="Picture 19"/>
+            <wp:docPr id="20" name="Picture 20"/>
             <wp:cNvGraphicFramePr>
               <a:graphicFrameLocks xmlns:a="http://schemas.openxmlformats.org/drawingml/2006/main" noChangeAspect="1"/>
             </wp:cNvGraphicFramePr>
@@ -3165,11 +3484,11 @@
               <a:graphicData uri="http://schemas.openxmlformats.org/drawingml/2006/picture">
                 <pic:pic xmlns:pic="http://schemas.openxmlformats.org/drawingml/2006/picture">
                   <pic:nvPicPr>
-                    <pic:cNvPr id="19" name="7.drawio.png"/>
+                    <pic:cNvPr id="20" name="out7.PNG"/>
                     <pic:cNvPicPr/>
                   </pic:nvPicPr>
                   <pic:blipFill>
-                    <a:blip r:embed="rId21">
+                    <a:blip r:embed="rId21" cstate="print">
                       <a:extLst>
                         <a:ext uri="{28A0092B-C50C-407E-A947-70E740481C1C}">
                           <a14:useLocalDpi xmlns:a14="http://schemas.microsoft.com/office/drawing/2010/main" val="0"/>
@@ -3183,7 +3502,7 @@
                   <pic:spPr>
                     <a:xfrm>
                       <a:off x="0" y="0"/>
-                      <a:ext cx="4332605" cy="8953500"/>
+                      <a:ext cx="5734685" cy="2692400"/>
                     </a:xfrm>
                     <a:prstGeom prst="rect">
                       <a:avLst/>
@@ -3214,43 +3533,45 @@
     </w:p>
     <w:p>
       <w:pPr>
-        <w:pStyle w:val="Heading1"/>
-        <w:ind w:left="-5"/>
-      </w:pPr>
-      <w:bookmarkStart w:id="5" w:name="_Toc10113"/>
+        <w:spacing w:after="323" w:line="259" w:lineRule="auto"/>
+        <w:ind w:left="0" w:firstLine="0"/>
+        <w:jc w:val="left"/>
+      </w:pPr>
       <w:r>
         <w:rPr>
           <w:noProof/>
         </w:rPr>
         <w:lastRenderedPageBreak/>
         <w:drawing>
-          <wp:anchor distT="0" distB="0" distL="114300" distR="114300" simplePos="0" relativeHeight="251664384" behindDoc="0" locked="0" layoutInCell="1" allowOverlap="1" wp14:anchorId="7DC3F22E" wp14:editId="612ED0B6">
+          <wp:anchor distT="0" distB="0" distL="114300" distR="114300" simplePos="0" relativeHeight="251662848" behindDoc="0" locked="0" layoutInCell="1" allowOverlap="1" wp14:anchorId="63B83EE3" wp14:editId="2E517DB5">
             <wp:simplePos x="0" y="0"/>
-            <wp:positionH relativeFrom="column">
-              <wp:posOffset>144855</wp:posOffset>
+            <wp:positionH relativeFrom="margin">
+              <wp:posOffset>1136650</wp:posOffset>
             </wp:positionH>
             <wp:positionV relativeFrom="paragraph">
-              <wp:posOffset>152639</wp:posOffset>
+              <wp:posOffset>262255</wp:posOffset>
             </wp:positionV>
-            <wp:extent cx="5734685" cy="2252345"/>
-            <wp:effectExtent l="152400" t="152400" r="361315" b="357505"/>
+            <wp:extent cx="3575685" cy="7632700"/>
+            <wp:effectExtent l="152400" t="152400" r="367665" b="368300"/>
             <wp:wrapThrough wrapText="bothSides">
               <wp:wrapPolygon edited="0">
-                <wp:start x="287" y="-1462"/>
-                <wp:lineTo x="-574" y="-1096"/>
-                <wp:lineTo x="-502" y="22471"/>
-                <wp:lineTo x="431" y="24480"/>
-                <wp:lineTo x="502" y="24846"/>
-                <wp:lineTo x="21813" y="24846"/>
-                <wp:lineTo x="21885" y="24480"/>
-                <wp:lineTo x="22817" y="22471"/>
-                <wp:lineTo x="22889" y="1827"/>
-                <wp:lineTo x="22028" y="-913"/>
-                <wp:lineTo x="21956" y="-1462"/>
-                <wp:lineTo x="287" y="-1462"/>
+                <wp:start x="460" y="-431"/>
+                <wp:lineTo x="-921" y="-323"/>
+                <wp:lineTo x="-921" y="21834"/>
+                <wp:lineTo x="-575" y="22157"/>
+                <wp:lineTo x="690" y="22481"/>
+                <wp:lineTo x="806" y="22588"/>
+                <wp:lineTo x="21980" y="22588"/>
+                <wp:lineTo x="22095" y="22481"/>
+                <wp:lineTo x="23361" y="22103"/>
+                <wp:lineTo x="23706" y="21241"/>
+                <wp:lineTo x="23706" y="539"/>
+                <wp:lineTo x="22325" y="-270"/>
+                <wp:lineTo x="22210" y="-431"/>
+                <wp:lineTo x="460" y="-431"/>
               </wp:wrapPolygon>
             </wp:wrapThrough>
-            <wp:docPr id="20" name="Picture 20"/>
+            <wp:docPr id="19" name="Picture 19"/>
             <wp:cNvGraphicFramePr>
               <a:graphicFrameLocks xmlns:a="http://schemas.openxmlformats.org/drawingml/2006/main" noChangeAspect="1"/>
             </wp:cNvGraphicFramePr>
@@ -3258,11 +3579,11 @@
               <a:graphicData uri="http://schemas.openxmlformats.org/drawingml/2006/picture">
                 <pic:pic xmlns:pic="http://schemas.openxmlformats.org/drawingml/2006/picture">
                   <pic:nvPicPr>
-                    <pic:cNvPr id="20" name="out7.PNG"/>
+                    <pic:cNvPr id="19" name="7.drawio.png"/>
                     <pic:cNvPicPr/>
                   </pic:nvPicPr>
                   <pic:blipFill>
-                    <a:blip r:embed="rId22" cstate="print">
+                    <a:blip r:embed="rId22">
                       <a:extLst>
                         <a:ext uri="{28A0092B-C50C-407E-A947-70E740481C1C}">
                           <a14:useLocalDpi xmlns:a14="http://schemas.microsoft.com/office/drawing/2010/main" val="0"/>
@@ -3276,7 +3597,7 @@
                   <pic:spPr>
                     <a:xfrm>
                       <a:off x="0" y="0"/>
-                      <a:ext cx="5734685" cy="2252345"/>
+                      <a:ext cx="3575685" cy="7632700"/>
                     </a:xfrm>
                     <a:prstGeom prst="rect">
                       <a:avLst/>
@@ -3310,11 +3631,16 @@
         <w:pStyle w:val="Heading1"/>
         <w:ind w:left="-5"/>
       </w:pPr>
+      <w:bookmarkStart w:id="5" w:name="_Toc10113"/>
+    </w:p>
+    <w:p>
+      <w:pPr>
+        <w:pStyle w:val="Heading1"/>
+        <w:ind w:left="-5"/>
+      </w:pPr>
       <w:r>
         <w:t>CONCLU</w:t>
       </w:r>
-      <w:bookmarkStart w:id="6" w:name="_GoBack"/>
-      <w:bookmarkEnd w:id="6"/>
       <w:r>
         <w:t xml:space="preserve">SION: </w:t>
       </w:r>
@@ -3334,13 +3660,22 @@
         <w:jc w:val="left"/>
       </w:pPr>
       <w:r>
-        <w:t>During the lab exercises, I implemented multiple small C programs that allowed me to strengthen my understanding of programming logic. These above tasks includes:</w:t>
+        <w:t xml:space="preserve">During the lab exercises, I implemented multiple small C programs that allowed me to strengthen my understanding of programming logic. These above tasks </w:t>
+      </w:r>
+      <w:proofErr w:type="gramStart"/>
+      <w:r>
+        <w:t>includes</w:t>
+      </w:r>
+      <w:proofErr w:type="gramEnd"/>
+      <w:r>
+        <w:t>:</w:t>
       </w:r>
     </w:p>
     <w:p>
       <w:pPr>
         <w:pStyle w:val="NormalWeb"/>
       </w:pPr>
+      <w:proofErr w:type="gramStart"/>
       <w:r>
         <w:rPr>
           <w:rFonts w:hAnsi="Symbol"/>
@@ -3354,7 +3689,14 @@
         <w:rPr>
           <w:rStyle w:val="Strong"/>
         </w:rPr>
-        <w:t>Decimal Conversion to Binary, Octal, and Hexadecimal</w:t>
+        <w:t>Decimal</w:t>
+      </w:r>
+      <w:proofErr w:type="gramEnd"/>
+      <w:r>
+        <w:rPr>
+          <w:rStyle w:val="Strong"/>
+        </w:rPr>
+        <w:t xml:space="preserve"> Conversion to Binary, Octal, and Hexadecimal</w:t>
       </w:r>
     </w:p>
     <w:p>
@@ -3406,6 +3748,7 @@
       <w:pPr>
         <w:pStyle w:val="NormalWeb"/>
       </w:pPr>
+      <w:proofErr w:type="gramStart"/>
       <w:r>
         <w:rPr>
           <w:rFonts w:hAnsi="Symbol"/>
@@ -3419,7 +3762,14 @@
         <w:rPr>
           <w:rStyle w:val="Strong"/>
         </w:rPr>
-        <w:t>Checksum Generator (XOR of Bytes)</w:t>
+        <w:t>Checksum</w:t>
+      </w:r>
+      <w:proofErr w:type="gramEnd"/>
+      <w:r>
+        <w:rPr>
+          <w:rStyle w:val="Strong"/>
+        </w:rPr>
+        <w:t xml:space="preserve"> Generator (XOR of Bytes)</w:t>
       </w:r>
     </w:p>
     <w:p>
@@ -3450,6 +3800,7 @@
       <w:pPr>
         <w:pStyle w:val="NormalWeb"/>
       </w:pPr>
+      <w:proofErr w:type="gramStart"/>
       <w:r>
         <w:rPr>
           <w:rFonts w:hAnsi="Symbol"/>
@@ -3463,7 +3814,14 @@
         <w:rPr>
           <w:rStyle w:val="Strong"/>
         </w:rPr>
-        <w:t>Number Guesser Game</w:t>
+        <w:t>Number</w:t>
+      </w:r>
+      <w:proofErr w:type="gramEnd"/>
+      <w:r>
+        <w:rPr>
+          <w:rStyle w:val="Strong"/>
+        </w:rPr>
+        <w:t xml:space="preserve"> Guesser Game</w:t>
       </w:r>
     </w:p>
     <w:p>
@@ -3486,11 +3844,19 @@
       <w:r>
         <w:t xml:space="preserve"> using </w:t>
       </w:r>
+      <w:proofErr w:type="gramStart"/>
       <w:r>
         <w:rPr>
           <w:rStyle w:val="HTMLCode"/>
         </w:rPr>
-        <w:t>rand()</w:t>
+        <w:t>rand(</w:t>
+      </w:r>
+      <w:proofErr w:type="gramEnd"/>
+      <w:r>
+        <w:rPr>
+          <w:rStyle w:val="HTMLCode"/>
+        </w:rPr>
+        <w:t>)</w:t>
       </w:r>
       <w:r>
         <w:t>.</w:t>
@@ -3516,11 +3882,33 @@
       <w:r>
         <w:t xml:space="preserve"> using </w:t>
       </w:r>
+      <w:proofErr w:type="spellStart"/>
       <w:r>
         <w:rPr>
           <w:rStyle w:val="HTMLCode"/>
         </w:rPr>
-        <w:t>srand(time(0))</w:t>
+        <w:t>srand</w:t>
+      </w:r>
+      <w:proofErr w:type="spellEnd"/>
+      <w:r>
+        <w:rPr>
+          <w:rStyle w:val="HTMLCode"/>
+        </w:rPr>
+        <w:t>(</w:t>
+      </w:r>
+      <w:proofErr w:type="gramStart"/>
+      <w:r>
+        <w:rPr>
+          <w:rStyle w:val="HTMLCode"/>
+        </w:rPr>
+        <w:t>time(</w:t>
+      </w:r>
+      <w:proofErr w:type="gramEnd"/>
+      <w:r>
+        <w:rPr>
+          <w:rStyle w:val="HTMLCode"/>
+        </w:rPr>
+        <w:t>0))</w:t>
       </w:r>
       <w:r>
         <w:t xml:space="preserve"> to ensure different numbers every run.</w:t>
@@ -3542,6 +3930,7 @@
       <w:pPr>
         <w:pStyle w:val="NormalWeb"/>
       </w:pPr>
+      <w:proofErr w:type="gramStart"/>
       <w:r>
         <w:rPr>
           <w:rFonts w:hAnsi="Symbol"/>
@@ -3555,7 +3944,14 @@
         <w:rPr>
           <w:rStyle w:val="Strong"/>
         </w:rPr>
-        <w:t>Grid Movement Game (4×4)</w:t>
+        <w:t>Grid</w:t>
+      </w:r>
+      <w:proofErr w:type="gramEnd"/>
+      <w:r>
+        <w:rPr>
+          <w:rStyle w:val="Strong"/>
+        </w:rPr>
+        <w:t xml:space="preserve"> Movement Game (4×4)</w:t>
       </w:r>
     </w:p>
     <w:p>
@@ -3602,17 +3998,14 @@
       <w:r>
         <w:t>Learned to stop execution when a boundary is reached, and to take repeated user input.</w:t>
       </w:r>
+      <w:bookmarkStart w:id="6" w:name="_GoBack"/>
+      <w:bookmarkEnd w:id="6"/>
     </w:p>
     <w:p>
       <w:pPr>
         <w:pStyle w:val="NormalWeb"/>
-        <w:ind w:left="720"/>
-      </w:pPr>
-    </w:p>
-    <w:p>
-      <w:pPr>
-        <w:pStyle w:val="NormalWeb"/>
-      </w:pPr>
+      </w:pPr>
+      <w:proofErr w:type="gramStart"/>
       <w:r>
         <w:rPr>
           <w:rFonts w:hAnsi="Symbol"/>
@@ -3626,7 +4019,14 @@
         <w:rPr>
           <w:rStyle w:val="Strong"/>
         </w:rPr>
-        <w:t>Stopwatch Design</w:t>
+        <w:t>Stopwatch</w:t>
+      </w:r>
+      <w:proofErr w:type="gramEnd"/>
+      <w:r>
+        <w:rPr>
+          <w:rStyle w:val="Strong"/>
+        </w:rPr>
+        <w:t xml:space="preserve"> Design</w:t>
       </w:r>
     </w:p>
     <w:p>
@@ -3670,11 +4070,19 @@
       <w:r>
         <w:t xml:space="preserve"> using </w:t>
       </w:r>
+      <w:proofErr w:type="gramStart"/>
       <w:r>
         <w:rPr>
           <w:rStyle w:val="HTMLCode"/>
         </w:rPr>
-        <w:t>sleep(1)</w:t>
+        <w:t>sleep(</w:t>
+      </w:r>
+      <w:proofErr w:type="gramEnd"/>
+      <w:r>
+        <w:rPr>
+          <w:rStyle w:val="HTMLCode"/>
+        </w:rPr>
+        <w:t>1)</w:t>
       </w:r>
       <w:r>
         <w:t xml:space="preserve"> to delay output for one second per iteration.</w:t>
@@ -3698,13 +4106,22 @@
         <w:t>%02d</w:t>
       </w:r>
       <w:r>
-        <w:t xml:space="preserve"> for two-digit display (MM:SS).</w:t>
+        <w:t xml:space="preserve"> for two-digit display (</w:t>
+      </w:r>
+      <w:proofErr w:type="gramStart"/>
+      <w:r>
+        <w:t>MM:SS</w:t>
+      </w:r>
+      <w:proofErr w:type="gramEnd"/>
+      <w:r>
+        <w:t>).</w:t>
       </w:r>
     </w:p>
     <w:p>
       <w:pPr>
         <w:pStyle w:val="NormalWeb"/>
       </w:pPr>
+      <w:proofErr w:type="gramStart"/>
       <w:r>
         <w:rPr>
           <w:rFonts w:hAnsi="Symbol"/>
@@ -3718,7 +4135,14 @@
         <w:rPr>
           <w:rStyle w:val="Strong"/>
         </w:rPr>
-        <w:t>Treasure Hunt</w:t>
+        <w:t>Treasure</w:t>
+      </w:r>
+      <w:proofErr w:type="gramEnd"/>
+      <w:r>
+        <w:rPr>
+          <w:rStyle w:val="Strong"/>
+        </w:rPr>
+        <w:t xml:space="preserve"> Hunt</w:t>
       </w:r>
     </w:p>
     <w:p>
@@ -3774,13 +4198,23 @@
       <w:r>
         <w:t xml:space="preserve">Learned to use </w:t>
       </w:r>
+      <w:proofErr w:type="gramStart"/>
       <w:r>
         <w:rPr>
           <w:rStyle w:val="HTMLCode"/>
           <w:b/>
           <w:bCs/>
         </w:rPr>
-        <w:t>time()</w:t>
+        <w:t>time(</w:t>
+      </w:r>
+      <w:proofErr w:type="gramEnd"/>
+      <w:r>
+        <w:rPr>
+          <w:rStyle w:val="HTMLCode"/>
+          <w:b/>
+          <w:bCs/>
+        </w:rPr>
+        <w:t>)</w:t>
       </w:r>
       <w:r>
         <w:rPr>
@@ -3807,6 +4241,7 @@
           <w:b/>
           <w:bCs w:val="0"/>
         </w:rPr>
+        <w:lastRenderedPageBreak/>
         <w:t>Key Learning Outcomes</w:t>
       </w:r>
     </w:p>
@@ -3851,20 +4286,36 @@
       <w:r>
         <w:t xml:space="preserve"> with </w:t>
       </w:r>
+      <w:proofErr w:type="gramStart"/>
       <w:r>
         <w:rPr>
           <w:rStyle w:val="HTMLCode"/>
         </w:rPr>
-        <w:t>rand()</w:t>
+        <w:t>rand(</w:t>
+      </w:r>
+      <w:proofErr w:type="gramEnd"/>
+      <w:r>
+        <w:rPr>
+          <w:rStyle w:val="HTMLCode"/>
+        </w:rPr>
+        <w:t>)</w:t>
       </w:r>
       <w:r>
         <w:t xml:space="preserve"> and seeding with </w:t>
       </w:r>
+      <w:proofErr w:type="spellStart"/>
       <w:r>
         <w:rPr>
           <w:rStyle w:val="HTMLCode"/>
         </w:rPr>
-        <w:t>srand(time(0))</w:t>
+        <w:t>srand</w:t>
+      </w:r>
+      <w:proofErr w:type="spellEnd"/>
+      <w:r>
+        <w:rPr>
+          <w:rStyle w:val="HTMLCode"/>
+        </w:rPr>
+        <w:t>(time(0))</w:t>
       </w:r>
       <w:r>
         <w:t>.</w:t>
@@ -3881,13 +4332,23 @@
       <w:r>
         <w:t xml:space="preserve">Use of </w:t>
       </w:r>
+      <w:proofErr w:type="gramStart"/>
       <w:r>
         <w:rPr>
           <w:rStyle w:val="HTMLCode"/>
           <w:b/>
           <w:bCs/>
         </w:rPr>
-        <w:t>sleep()</w:t>
+        <w:t>sleep(</w:t>
+      </w:r>
+      <w:proofErr w:type="gramEnd"/>
+      <w:r>
+        <w:rPr>
+          <w:rStyle w:val="HTMLCode"/>
+          <w:b/>
+          <w:bCs/>
+        </w:rPr>
+        <w:t>)</w:t>
       </w:r>
       <w:r>
         <w:t xml:space="preserve"> function for real-time clock simulation.</w:t>
@@ -3904,11 +4365,19 @@
       <w:r>
         <w:t xml:space="preserve">Time-based seeding with </w:t>
       </w:r>
+      <w:proofErr w:type="gramStart"/>
       <w:r>
         <w:rPr>
           <w:rStyle w:val="HTMLCode"/>
         </w:rPr>
-        <w:t>time()</w:t>
+        <w:t>time(</w:t>
+      </w:r>
+      <w:proofErr w:type="gramEnd"/>
+      <w:r>
+        <w:rPr>
+          <w:rStyle w:val="HTMLCode"/>
+        </w:rPr>
+        <w:t>)</w:t>
       </w:r>
       <w:r>
         <w:t xml:space="preserve"> for generating different random numbers each execution.</w:t>
@@ -3979,6 +4448,7 @@
           <w:szCs w:val="24"/>
         </w:rPr>
       </w:pPr>
+      <w:proofErr w:type="gramStart"/>
       <w:r>
         <w:rPr>
           <w:rFonts w:ascii="Times New Roman" w:eastAsia="Times New Roman" w:hAnsi="Symbol" w:cs="Times New Roman"/>
@@ -4003,7 +4473,18 @@
           <w:color w:val="auto"/>
           <w:szCs w:val="24"/>
         </w:rPr>
-        <w:t xml:space="preserve">Why use </w:t>
+        <w:t>Why</w:t>
+      </w:r>
+      <w:proofErr w:type="gramEnd"/>
+      <w:r>
+        <w:rPr>
+          <w:rFonts w:ascii="Times New Roman" w:eastAsia="Times New Roman" w:hAnsi="Times New Roman" w:cs="Times New Roman"/>
+          <w:b/>
+          <w:bCs/>
+          <w:color w:val="auto"/>
+          <w:szCs w:val="24"/>
+        </w:rPr>
+        <w:t xml:space="preserve"> use </w:t>
       </w:r>
       <w:r>
         <w:rPr>
@@ -4061,6 +4542,7 @@
           <w:szCs w:val="24"/>
         </w:rPr>
       </w:pPr>
+      <w:proofErr w:type="gramStart"/>
       <w:r>
         <w:rPr>
           <w:rFonts w:ascii="Times New Roman" w:eastAsia="Times New Roman" w:hAnsi="Symbol" w:cs="Times New Roman"/>
@@ -4085,8 +4567,20 @@
           <w:color w:val="auto"/>
           <w:szCs w:val="24"/>
         </w:rPr>
-        <w:t xml:space="preserve">Explain </w:t>
-      </w:r>
+        <w:t>Explain</w:t>
+      </w:r>
+      <w:proofErr w:type="gramEnd"/>
+      <w:r>
+        <w:rPr>
+          <w:rFonts w:ascii="Times New Roman" w:eastAsia="Times New Roman" w:hAnsi="Times New Roman" w:cs="Times New Roman"/>
+          <w:b/>
+          <w:bCs/>
+          <w:color w:val="auto"/>
+          <w:szCs w:val="24"/>
+        </w:rPr>
+        <w:t xml:space="preserve"> </w:t>
+      </w:r>
+      <w:proofErr w:type="spellStart"/>
       <w:r>
         <w:rPr>
           <w:rFonts w:ascii="Courier New" w:eastAsia="Times New Roman" w:hAnsi="Courier New" w:cs="Courier New"/>
@@ -4096,7 +4590,19 @@
           <w:sz w:val="20"/>
           <w:szCs w:val="20"/>
         </w:rPr>
-        <w:t>srand(time(0));</w:t>
+        <w:t>srand</w:t>
+      </w:r>
+      <w:proofErr w:type="spellEnd"/>
+      <w:r>
+        <w:rPr>
+          <w:rFonts w:ascii="Courier New" w:eastAsia="Times New Roman" w:hAnsi="Courier New" w:cs="Courier New"/>
+          <w:b/>
+          <w:bCs/>
+          <w:color w:val="auto"/>
+          <w:sz w:val="20"/>
+          <w:szCs w:val="20"/>
+        </w:rPr>
+        <w:t>(time(0));</w:t>
       </w:r>
     </w:p>
     <w:p>
@@ -4113,6 +4619,8 @@
           <w:szCs w:val="24"/>
         </w:rPr>
       </w:pPr>
+      <w:proofErr w:type="spellStart"/>
+      <w:proofErr w:type="gramStart"/>
       <w:r>
         <w:rPr>
           <w:rFonts w:ascii="Courier New" w:eastAsia="Times New Roman" w:hAnsi="Courier New" w:cs="Courier New"/>
@@ -4120,7 +4628,27 @@
           <w:sz w:val="20"/>
           <w:szCs w:val="20"/>
         </w:rPr>
-        <w:t>srand()</w:t>
+        <w:t>srand</w:t>
+      </w:r>
+      <w:proofErr w:type="spellEnd"/>
+      <w:r>
+        <w:rPr>
+          <w:rFonts w:ascii="Courier New" w:eastAsia="Times New Roman" w:hAnsi="Courier New" w:cs="Courier New"/>
+          <w:color w:val="auto"/>
+          <w:sz w:val="20"/>
+          <w:szCs w:val="20"/>
+        </w:rPr>
+        <w:t>(</w:t>
+      </w:r>
+      <w:proofErr w:type="gramEnd"/>
+      <w:r>
+        <w:rPr>
+          <w:rFonts w:ascii="Courier New" w:eastAsia="Times New Roman" w:hAnsi="Courier New" w:cs="Courier New"/>
+          <w:color w:val="auto"/>
+          <w:sz w:val="20"/>
+          <w:szCs w:val="20"/>
+        </w:rPr>
+        <w:t>)</w:t>
       </w:r>
       <w:r>
         <w:rPr>
@@ -4145,6 +4673,7 @@
           <w:szCs w:val="24"/>
         </w:rPr>
       </w:pPr>
+      <w:proofErr w:type="gramStart"/>
       <w:r>
         <w:rPr>
           <w:rFonts w:ascii="Courier New" w:eastAsia="Times New Roman" w:hAnsi="Courier New" w:cs="Courier New"/>
@@ -4152,7 +4681,17 @@
           <w:sz w:val="20"/>
           <w:szCs w:val="20"/>
         </w:rPr>
-        <w:t>time(0)</w:t>
+        <w:t>time(</w:t>
+      </w:r>
+      <w:proofErr w:type="gramEnd"/>
+      <w:r>
+        <w:rPr>
+          <w:rFonts w:ascii="Courier New" w:eastAsia="Times New Roman" w:hAnsi="Courier New" w:cs="Courier New"/>
+          <w:color w:val="auto"/>
+          <w:sz w:val="20"/>
+          <w:szCs w:val="20"/>
+        </w:rPr>
+        <w:t>0)</w:t>
       </w:r>
       <w:r>
         <w:rPr>
@@ -4185,6 +4724,7 @@
         </w:rPr>
         <w:t xml:space="preserve">This ensures </w:t>
       </w:r>
+      <w:proofErr w:type="gramStart"/>
       <w:r>
         <w:rPr>
           <w:rFonts w:ascii="Courier New" w:eastAsia="Times New Roman" w:hAnsi="Courier New" w:cs="Courier New"/>
@@ -4192,7 +4732,17 @@
           <w:sz w:val="20"/>
           <w:szCs w:val="20"/>
         </w:rPr>
-        <w:t>rand()</w:t>
+        <w:t>rand(</w:t>
+      </w:r>
+      <w:proofErr w:type="gramEnd"/>
+      <w:r>
+        <w:rPr>
+          <w:rFonts w:ascii="Courier New" w:eastAsia="Times New Roman" w:hAnsi="Courier New" w:cs="Courier New"/>
+          <w:color w:val="auto"/>
+          <w:sz w:val="20"/>
+          <w:szCs w:val="20"/>
+        </w:rPr>
+        <w:t>)</w:t>
       </w:r>
       <w:r>
         <w:rPr>
@@ -4214,6 +4764,7 @@
           <w:szCs w:val="24"/>
         </w:rPr>
       </w:pPr>
+      <w:proofErr w:type="gramStart"/>
       <w:r>
         <w:rPr>
           <w:rFonts w:ascii="Times New Roman" w:eastAsia="Times New Roman" w:hAnsi="Symbol" w:cs="Times New Roman"/>
@@ -4238,7 +4789,18 @@
           <w:color w:val="auto"/>
           <w:szCs w:val="24"/>
         </w:rPr>
-        <w:t xml:space="preserve">Which library is needed for </w:t>
+        <w:t>Which</w:t>
+      </w:r>
+      <w:proofErr w:type="gramEnd"/>
+      <w:r>
+        <w:rPr>
+          <w:rFonts w:ascii="Times New Roman" w:eastAsia="Times New Roman" w:hAnsi="Times New Roman" w:cs="Times New Roman"/>
+          <w:b/>
+          <w:bCs/>
+          <w:color w:val="auto"/>
+          <w:szCs w:val="24"/>
+        </w:rPr>
+        <w:t xml:space="preserve"> library is needed for </w:t>
       </w:r>
       <w:r>
         <w:rPr>
@@ -4297,6 +4859,7 @@
           <w:szCs w:val="24"/>
         </w:rPr>
       </w:pPr>
+      <w:proofErr w:type="gramStart"/>
       <w:r>
         <w:rPr>
           <w:rFonts w:ascii="Courier New" w:eastAsia="Times New Roman" w:hAnsi="Courier New" w:cs="Courier New"/>
@@ -4304,16 +4867,9 @@
           <w:sz w:val="20"/>
           <w:szCs w:val="20"/>
         </w:rPr>
-        <w:t>rand()</w:t>
-      </w:r>
-      <w:r>
-        <w:rPr>
-          <w:rFonts w:ascii="Times New Roman" w:eastAsia="Times New Roman" w:hAnsi="Times New Roman" w:cs="Times New Roman"/>
-          <w:color w:val="auto"/>
-          <w:szCs w:val="24"/>
-        </w:rPr>
-        <w:t xml:space="preserve"> → </w:t>
-      </w:r>
+        <w:t>rand(</w:t>
+      </w:r>
+      <w:proofErr w:type="gramEnd"/>
       <w:r>
         <w:rPr>
           <w:rFonts w:ascii="Courier New" w:eastAsia="Times New Roman" w:hAnsi="Courier New" w:cs="Courier New"/>
@@ -4321,7 +4877,44 @@
           <w:sz w:val="20"/>
           <w:szCs w:val="20"/>
         </w:rPr>
-        <w:t>#include &lt;stdlib.h&gt;</w:t>
+        <w:t>)</w:t>
+      </w:r>
+      <w:r>
+        <w:rPr>
+          <w:rFonts w:ascii="Times New Roman" w:eastAsia="Times New Roman" w:hAnsi="Times New Roman" w:cs="Times New Roman"/>
+          <w:color w:val="auto"/>
+          <w:szCs w:val="24"/>
+        </w:rPr>
+        <w:t xml:space="preserve"> → </w:t>
+      </w:r>
+      <w:r>
+        <w:rPr>
+          <w:rFonts w:ascii="Courier New" w:eastAsia="Times New Roman" w:hAnsi="Courier New" w:cs="Courier New"/>
+          <w:color w:val="auto"/>
+          <w:sz w:val="20"/>
+          <w:szCs w:val="20"/>
+        </w:rPr>
+        <w:t>#include &lt;</w:t>
+      </w:r>
+      <w:proofErr w:type="spellStart"/>
+      <w:r>
+        <w:rPr>
+          <w:rFonts w:ascii="Courier New" w:eastAsia="Times New Roman" w:hAnsi="Courier New" w:cs="Courier New"/>
+          <w:color w:val="auto"/>
+          <w:sz w:val="20"/>
+          <w:szCs w:val="20"/>
+        </w:rPr>
+        <w:t>stdlib.h</w:t>
+      </w:r>
+      <w:proofErr w:type="spellEnd"/>
+      <w:r>
+        <w:rPr>
+          <w:rFonts w:ascii="Courier New" w:eastAsia="Times New Roman" w:hAnsi="Courier New" w:cs="Courier New"/>
+          <w:color w:val="auto"/>
+          <w:sz w:val="20"/>
+          <w:szCs w:val="20"/>
+        </w:rPr>
+        <w:t>&gt;</w:t>
       </w:r>
     </w:p>
     <w:p>
@@ -4338,6 +4931,7 @@
           <w:szCs w:val="24"/>
         </w:rPr>
       </w:pPr>
+      <w:proofErr w:type="gramStart"/>
       <w:r>
         <w:rPr>
           <w:rFonts w:ascii="Courier New" w:eastAsia="Times New Roman" w:hAnsi="Courier New" w:cs="Courier New"/>
@@ -4345,16 +4939,9 @@
           <w:sz w:val="20"/>
           <w:szCs w:val="20"/>
         </w:rPr>
-        <w:t>time()</w:t>
-      </w:r>
-      <w:r>
-        <w:rPr>
-          <w:rFonts w:ascii="Times New Roman" w:eastAsia="Times New Roman" w:hAnsi="Times New Roman" w:cs="Times New Roman"/>
-          <w:color w:val="auto"/>
-          <w:szCs w:val="24"/>
-        </w:rPr>
-        <w:t xml:space="preserve"> → </w:t>
-      </w:r>
+        <w:t>time(</w:t>
+      </w:r>
+      <w:proofErr w:type="gramEnd"/>
       <w:r>
         <w:rPr>
           <w:rFonts w:ascii="Courier New" w:eastAsia="Times New Roman" w:hAnsi="Courier New" w:cs="Courier New"/>
@@ -4362,7 +4949,44 @@
           <w:sz w:val="20"/>
           <w:szCs w:val="20"/>
         </w:rPr>
-        <w:t>#include &lt;time.h&gt;</w:t>
+        <w:t>)</w:t>
+      </w:r>
+      <w:r>
+        <w:rPr>
+          <w:rFonts w:ascii="Times New Roman" w:eastAsia="Times New Roman" w:hAnsi="Times New Roman" w:cs="Times New Roman"/>
+          <w:color w:val="auto"/>
+          <w:szCs w:val="24"/>
+        </w:rPr>
+        <w:t xml:space="preserve"> → </w:t>
+      </w:r>
+      <w:r>
+        <w:rPr>
+          <w:rFonts w:ascii="Courier New" w:eastAsia="Times New Roman" w:hAnsi="Courier New" w:cs="Courier New"/>
+          <w:color w:val="auto"/>
+          <w:sz w:val="20"/>
+          <w:szCs w:val="20"/>
+        </w:rPr>
+        <w:t>#include &lt;</w:t>
+      </w:r>
+      <w:proofErr w:type="spellStart"/>
+      <w:r>
+        <w:rPr>
+          <w:rFonts w:ascii="Courier New" w:eastAsia="Times New Roman" w:hAnsi="Courier New" w:cs="Courier New"/>
+          <w:color w:val="auto"/>
+          <w:sz w:val="20"/>
+          <w:szCs w:val="20"/>
+        </w:rPr>
+        <w:t>time.h</w:t>
+      </w:r>
+      <w:proofErr w:type="spellEnd"/>
+      <w:r>
+        <w:rPr>
+          <w:rFonts w:ascii="Courier New" w:eastAsia="Times New Roman" w:hAnsi="Courier New" w:cs="Courier New"/>
+          <w:color w:val="auto"/>
+          <w:sz w:val="20"/>
+          <w:szCs w:val="20"/>
+        </w:rPr>
+        <w:t>&gt;</w:t>
       </w:r>
     </w:p>
     <w:p>
@@ -4376,6 +5000,7 @@
           <w:szCs w:val="24"/>
         </w:rPr>
       </w:pPr>
+      <w:proofErr w:type="gramStart"/>
       <w:r>
         <w:rPr>
           <w:rFonts w:ascii="Times New Roman" w:eastAsia="Times New Roman" w:hAnsi="Symbol" w:cs="Times New Roman"/>
@@ -4400,7 +5025,18 @@
           <w:color w:val="auto"/>
           <w:szCs w:val="24"/>
         </w:rPr>
-        <w:t>Difference between moving straight to the boundary vs taking input repeatedly in grid game</w:t>
+        <w:t>Difference</w:t>
+      </w:r>
+      <w:proofErr w:type="gramEnd"/>
+      <w:r>
+        <w:rPr>
+          <w:rFonts w:ascii="Times New Roman" w:eastAsia="Times New Roman" w:hAnsi="Times New Roman" w:cs="Times New Roman"/>
+          <w:b/>
+          <w:bCs/>
+          <w:color w:val="auto"/>
+          <w:szCs w:val="24"/>
+        </w:rPr>
+        <w:t xml:space="preserve"> between moving straight to the boundary vs taking input repeatedly in grid game</w:t>
       </w:r>
     </w:p>
     <w:p>
@@ -4460,13 +5096,13 @@
           <w:szCs w:val="24"/>
         </w:rPr>
       </w:pPr>
+      <w:proofErr w:type="gramStart"/>
       <w:r>
         <w:rPr>
           <w:rFonts w:ascii="Times New Roman" w:eastAsia="Times New Roman" w:hAnsi="Symbol" w:cs="Times New Roman"/>
           <w:color w:val="auto"/>
           <w:szCs w:val="24"/>
         </w:rPr>
-        <w:lastRenderedPageBreak/>
         <w:t></w:t>
       </w:r>
       <w:r>
@@ -4485,7 +5121,18 @@
           <w:color w:val="auto"/>
           <w:szCs w:val="24"/>
         </w:rPr>
-        <w:t>How decimal to binary, octal, hexadecimal conversion works</w:t>
+        <w:t>How</w:t>
+      </w:r>
+      <w:proofErr w:type="gramEnd"/>
+      <w:r>
+        <w:rPr>
+          <w:rFonts w:ascii="Times New Roman" w:eastAsia="Times New Roman" w:hAnsi="Times New Roman" w:cs="Times New Roman"/>
+          <w:b/>
+          <w:bCs/>
+          <w:color w:val="auto"/>
+          <w:szCs w:val="24"/>
+        </w:rPr>
+        <w:t xml:space="preserve"> decimal to binary, octal, hexadecimal conversion works</w:t>
       </w:r>
     </w:p>
     <w:p>
@@ -4568,6 +5215,7 @@
           <w:szCs w:val="24"/>
         </w:rPr>
       </w:pPr>
+      <w:proofErr w:type="gramStart"/>
       <w:r>
         <w:rPr>
           <w:rFonts w:ascii="Times New Roman" w:eastAsia="Times New Roman" w:hAnsi="Symbol" w:cs="Times New Roman"/>
@@ -4592,7 +5240,18 @@
           <w:color w:val="auto"/>
           <w:szCs w:val="24"/>
         </w:rPr>
-        <w:t xml:space="preserve">Use of </w:t>
+        <w:t>Use</w:t>
+      </w:r>
+      <w:proofErr w:type="gramEnd"/>
+      <w:r>
+        <w:rPr>
+          <w:rFonts w:ascii="Times New Roman" w:eastAsia="Times New Roman" w:hAnsi="Times New Roman" w:cs="Times New Roman"/>
+          <w:b/>
+          <w:bCs/>
+          <w:color w:val="auto"/>
+          <w:szCs w:val="24"/>
+        </w:rPr>
+        <w:t xml:space="preserve"> of </w:t>
       </w:r>
       <w:r>
         <w:rPr>
@@ -4833,7 +5492,7 @@
         <w:noProof/>
         <w:sz w:val="22"/>
       </w:rPr>
-      <w:t>1</w:t>
+      <w:t>15</w:t>
     </w:r>
     <w:r>
       <w:rPr>
@@ -9604,7 +10263,7 @@
 </file>
 
 <file path=customXml/itemProps1.xml><?xml version="1.0" encoding="utf-8"?>
-<ds:datastoreItem xmlns:ds="http://schemas.openxmlformats.org/officeDocument/2006/customXml" ds:itemID="{05A7675D-D327-4614-905A-F1E173396408}">
+<ds:datastoreItem xmlns:ds="http://schemas.openxmlformats.org/officeDocument/2006/customXml" ds:itemID="{302D1444-23F9-424A-A18E-368754134B12}">
   <ds:schemaRefs>
     <ds:schemaRef ds:uri="http://schemas.openxmlformats.org/officeDocument/2006/bibliography"/>
   </ds:schemaRefs>
